--- a/assets/docs/cv-en.docx
+++ b/assets/docs/cv-en.docx
@@ -81,7 +81,7 @@
           </mc:Choice>
           <mc:Fallback>
             <w:pict>
-              <v:line w14:anchorId="496AA930" id="Conector recto 2" o:spid="_x0000_s1026" style="position:absolute;flip:y;z-index:251611648;visibility:visible;mso-wrap-style:square;mso-width-percent:0;mso-height-percent:0;mso-wrap-distance-left:9pt;mso-wrap-distance-top:0;mso-wrap-distance-right:9pt;mso-wrap-distance-bottom:0;mso-position-horizontal:absolute;mso-position-horizontal-relative:text;mso-position-vertical:absolute;mso-position-vertical-relative:text;mso-width-percent:0;mso-height-percent:0;mso-width-relative:margin;mso-height-relative:margin" from="-8.7pt,3.75pt" to="492.3pt,3.75pt" o:gfxdata="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" strokecolor="#747070 [1614]" strokeweight="8pt">
+              <v:line w14:anchorId="6D36EE02" id="Conector recto 2" o:spid="_x0000_s1026" style="position:absolute;flip:y;z-index:251611648;visibility:visible;mso-wrap-style:square;mso-width-percent:0;mso-height-percent:0;mso-wrap-distance-left:9pt;mso-wrap-distance-top:0;mso-wrap-distance-right:9pt;mso-wrap-distance-bottom:0;mso-position-horizontal:absolute;mso-position-horizontal-relative:text;mso-position-vertical:absolute;mso-position-vertical-relative:text;mso-width-percent:0;mso-height-percent:0;mso-width-relative:margin;mso-height-relative:margin" from="-8.7pt,3.75pt" to="492.3pt,3.75pt" o:gfxdata="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" strokecolor="#747070 [1614]" strokeweight="8pt">
                 <v:stroke joinstyle="miter"/>
               </v:line>
             </w:pict>
@@ -663,7 +663,7 @@
           </mc:Choice>
           <mc:Fallback>
             <w:pict>
-              <v:line w14:anchorId="0F18CDBE" id="Conector recto 5" o:spid="_x0000_s1026" style="position:absolute;flip:y;z-index:251655680;visibility:visible;mso-wrap-style:square;mso-width-percent:0;mso-height-percent:0;mso-wrap-distance-left:9pt;mso-wrap-distance-top:0;mso-wrap-distance-right:9pt;mso-wrap-distance-bottom:0;mso-position-horizontal:absolute;mso-position-horizontal-relative:text;mso-position-vertical:absolute;mso-position-vertical-relative:text;mso-width-percent:0;mso-height-percent:0;mso-width-relative:margin;mso-height-relative:margin" from="-3pt,5.8pt" to="484.5pt,6.55pt" o:gfxdata="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" strokecolor="#747070 [1614]" strokeweight="3pt">
+              <v:line w14:anchorId="394B6270" id="Conector recto 5" o:spid="_x0000_s1026" style="position:absolute;flip:y;z-index:251655680;visibility:visible;mso-wrap-style:square;mso-width-percent:0;mso-height-percent:0;mso-wrap-distance-left:9pt;mso-wrap-distance-top:0;mso-wrap-distance-right:9pt;mso-wrap-distance-bottom:0;mso-position-horizontal:absolute;mso-position-horizontal-relative:text;mso-position-vertical:absolute;mso-position-vertical-relative:text;mso-width-percent:0;mso-height-percent:0;mso-width-relative:margin;mso-height-relative:margin" from="-3pt,5.8pt" to="484.5pt,6.55pt" o:gfxdata="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" strokecolor="#747070 [1614]" strokeweight="3pt">
                 <v:stroke joinstyle="miter"/>
               </v:line>
             </w:pict>
@@ -2665,21 +2665,23 @@
         <w:rPr>
           <w:rFonts w:ascii="Corbel" w:eastAsia="Arial" w:hAnsi="Corbel" w:cs="Arial"/>
           <w:bCs/>
-          <w:sz w:val="22"/>
-          <w:szCs w:val="22"/>
-        </w:rPr>
-      </w:pPr>
-      <w:r>
-        <w:rPr>
-          <w:rFonts w:ascii="Corbel" w:eastAsia="Arial" w:hAnsi="Corbel" w:cs="Arial"/>
-          <w:bCs/>
           <w:i/>
           <w:iCs/>
           <w:sz w:val="22"/>
           <w:szCs w:val="22"/>
         </w:rPr>
-        <w:t>Mr. Sajith Hettiarachchi</w:t>
-      </w:r>
+      </w:pPr>
+    </w:p>
+    <w:p>
+      <w:pPr>
+        <w:keepNext/>
+        <w:rPr>
+          <w:rFonts w:ascii="Corbel" w:eastAsia="Arial" w:hAnsi="Corbel" w:cs="Arial"/>
+          <w:bCs/>
+          <w:sz w:val="22"/>
+          <w:szCs w:val="22"/>
+        </w:rPr>
+      </w:pPr>
       <w:r>
         <w:rPr>
           <w:rFonts w:ascii="Corbel" w:eastAsia="Arial" w:hAnsi="Corbel" w:cs="Arial"/>
@@ -2689,53 +2691,7 @@
           <w:sz w:val="22"/>
           <w:szCs w:val="22"/>
         </w:rPr>
-        <w:tab/>
-      </w:r>
-      <w:r>
-        <w:rPr>
-          <w:rFonts w:ascii="Corbel" w:eastAsia="Arial" w:hAnsi="Corbel" w:cs="Arial"/>
-          <w:bCs/>
-          <w:sz w:val="22"/>
-          <w:szCs w:val="22"/>
-        </w:rPr>
-        <w:tab/>
-      </w:r>
-      <w:r>
-        <w:rPr>
-          <w:rFonts w:ascii="Corbel" w:eastAsia="Arial" w:hAnsi="Corbel" w:cs="Arial"/>
-          <w:bCs/>
-          <w:sz w:val="22"/>
-          <w:szCs w:val="22"/>
-        </w:rPr>
-        <w:tab/>
-      </w:r>
-      <w:r>
-        <w:rPr>
-          <w:rFonts w:ascii="Corbel" w:eastAsia="Arial" w:hAnsi="Corbel" w:cs="Arial"/>
-          <w:bCs/>
-          <w:sz w:val="22"/>
-          <w:szCs w:val="22"/>
-        </w:rPr>
-        <w:tab/>
-      </w:r>
-      <w:r>
-        <w:rPr>
-          <w:rFonts w:ascii="Corbel" w:eastAsia="Arial" w:hAnsi="Corbel" w:cs="Arial"/>
-          <w:bCs/>
-          <w:sz w:val="22"/>
-          <w:szCs w:val="22"/>
-        </w:rPr>
-        <w:tab/>
-        <w:t xml:space="preserve">                                                </w:t>
-      </w:r>
-      <w:r>
-        <w:rPr>
-          <w:rFonts w:ascii="Corbel" w:eastAsia="Arial" w:hAnsi="Corbel" w:cs="Arial"/>
-          <w:bCs/>
-          <w:sz w:val="22"/>
-          <w:szCs w:val="22"/>
-        </w:rPr>
-        <w:t xml:space="preserve">          </w:t>
+        <w:t>Mr. Sajith Hettiarachchi</w:t>
       </w:r>
       <w:r>
         <w:rPr>
@@ -2746,6 +2702,336 @@
           <w:sz w:val="22"/>
           <w:szCs w:val="22"/>
         </w:rPr>
+        <w:tab/>
+      </w:r>
+      <w:r>
+        <w:rPr>
+          <w:rFonts w:ascii="Corbel" w:eastAsia="Arial" w:hAnsi="Corbel" w:cs="Arial"/>
+          <w:bCs/>
+          <w:sz w:val="22"/>
+          <w:szCs w:val="22"/>
+        </w:rPr>
+        <w:tab/>
+      </w:r>
+      <w:r>
+        <w:rPr>
+          <w:rFonts w:ascii="Corbel" w:eastAsia="Arial" w:hAnsi="Corbel" w:cs="Arial"/>
+          <w:bCs/>
+          <w:sz w:val="22"/>
+          <w:szCs w:val="22"/>
+        </w:rPr>
+        <w:tab/>
+      </w:r>
+      <w:r>
+        <w:rPr>
+          <w:rFonts w:ascii="Corbel" w:eastAsia="Arial" w:hAnsi="Corbel" w:cs="Arial"/>
+          <w:bCs/>
+          <w:sz w:val="22"/>
+          <w:szCs w:val="22"/>
+        </w:rPr>
+        <w:tab/>
+      </w:r>
+      <w:r>
+        <w:rPr>
+          <w:rFonts w:ascii="Corbel" w:eastAsia="Arial" w:hAnsi="Corbel" w:cs="Arial"/>
+          <w:bCs/>
+          <w:sz w:val="22"/>
+          <w:szCs w:val="22"/>
+        </w:rPr>
+        <w:tab/>
+      </w:r>
+    </w:p>
+    <w:p>
+      <w:pPr>
+        <w:keepNext/>
+        <w:rPr>
+          <w:rFonts w:ascii="Corbel" w:eastAsia="Arial" w:hAnsi="Corbel" w:cs="Arial"/>
+          <w:bCs/>
+          <w:sz w:val="22"/>
+          <w:szCs w:val="22"/>
+        </w:rPr>
+      </w:pPr>
+      <w:r>
+        <w:rPr>
+          <w:rFonts w:ascii="Corbel" w:eastAsia="Arial" w:hAnsi="Corbel" w:cs="Arial"/>
+          <w:bCs/>
+          <w:sz w:val="22"/>
+          <w:szCs w:val="22"/>
+        </w:rPr>
+        <w:t>IT Business Partner</w:t>
+      </w:r>
+      <w:r>
+        <w:rPr>
+          <w:rFonts w:ascii="Corbel" w:eastAsia="Arial" w:hAnsi="Corbel" w:cs="Arial"/>
+          <w:bCs/>
+          <w:sz w:val="22"/>
+          <w:szCs w:val="22"/>
+        </w:rPr>
+        <w:tab/>
+      </w:r>
+      <w:r>
+        <w:rPr>
+          <w:rFonts w:ascii="Corbel" w:eastAsia="Arial" w:hAnsi="Corbel" w:cs="Arial"/>
+          <w:bCs/>
+          <w:sz w:val="22"/>
+          <w:szCs w:val="22"/>
+        </w:rPr>
+        <w:tab/>
+      </w:r>
+      <w:r>
+        <w:rPr>
+          <w:rFonts w:ascii="Corbel" w:eastAsia="Arial" w:hAnsi="Corbel" w:cs="Arial"/>
+          <w:bCs/>
+          <w:sz w:val="22"/>
+          <w:szCs w:val="22"/>
+        </w:rPr>
+        <w:tab/>
+      </w:r>
+      <w:r>
+        <w:rPr>
+          <w:rFonts w:ascii="Corbel" w:eastAsia="Arial" w:hAnsi="Corbel" w:cs="Arial"/>
+          <w:bCs/>
+          <w:sz w:val="22"/>
+          <w:szCs w:val="22"/>
+        </w:rPr>
+        <w:tab/>
+      </w:r>
+      <w:r>
+        <w:rPr>
+          <w:rFonts w:ascii="Corbel" w:eastAsia="Arial" w:hAnsi="Corbel" w:cs="Arial"/>
+          <w:bCs/>
+          <w:sz w:val="22"/>
+          <w:szCs w:val="22"/>
+        </w:rPr>
+        <w:tab/>
+        <w:t xml:space="preserve">                    </w:t>
+      </w:r>
+      <w:r>
+        <w:rPr>
+          <w:rFonts w:ascii="Corbel" w:eastAsia="Arial" w:hAnsi="Corbel" w:cs="Arial"/>
+          <w:bCs/>
+          <w:sz w:val="22"/>
+          <w:szCs w:val="22"/>
+        </w:rPr>
+        <w:tab/>
+      </w:r>
+      <w:r>
+        <w:rPr>
+          <w:rFonts w:ascii="Corbel" w:eastAsia="Arial" w:hAnsi="Corbel" w:cs="Arial"/>
+          <w:bCs/>
+          <w:sz w:val="22"/>
+          <w:szCs w:val="22"/>
+        </w:rPr>
+        <w:tab/>
+      </w:r>
+      <w:r>
+        <w:rPr>
+          <w:rFonts w:ascii="Corbel" w:eastAsia="Arial" w:hAnsi="Corbel" w:cs="Arial"/>
+          <w:bCs/>
+          <w:sz w:val="22"/>
+          <w:szCs w:val="22"/>
+        </w:rPr>
+        <w:tab/>
+      </w:r>
+      <w:r>
+        <w:rPr>
+          <w:rFonts w:ascii="Corbel" w:eastAsia="Arial" w:hAnsi="Corbel" w:cs="Arial"/>
+          <w:bCs/>
+          <w:sz w:val="22"/>
+          <w:szCs w:val="22"/>
+        </w:rPr>
+        <w:tab/>
+        <w:t xml:space="preserve">                                              Customer Development</w:t>
+      </w:r>
+    </w:p>
+    <w:p>
+      <w:pPr>
+        <w:keepNext/>
+        <w:rPr>
+          <w:rFonts w:ascii="Corbel" w:eastAsia="Arial" w:hAnsi="Corbel" w:cs="Arial"/>
+          <w:bCs/>
+          <w:sz w:val="22"/>
+          <w:szCs w:val="22"/>
+        </w:rPr>
+      </w:pPr>
+      <w:r>
+        <w:rPr>
+          <w:rFonts w:ascii="Corbel" w:eastAsia="Arial" w:hAnsi="Corbel" w:cs="Arial"/>
+          <w:bCs/>
+          <w:sz w:val="22"/>
+          <w:szCs w:val="22"/>
+        </w:rPr>
+        <w:t xml:space="preserve">Unilever Sri Lanka.      </w:t>
+      </w:r>
+      <w:r>
+        <w:rPr>
+          <w:rFonts w:ascii="Corbel" w:eastAsia="Arial" w:hAnsi="Corbel" w:cs="Arial"/>
+          <w:bCs/>
+          <w:sz w:val="22"/>
+          <w:szCs w:val="22"/>
+        </w:rPr>
+        <w:tab/>
+      </w:r>
+      <w:r>
+        <w:rPr>
+          <w:rFonts w:ascii="Corbel" w:eastAsia="Arial" w:hAnsi="Corbel" w:cs="Arial"/>
+          <w:bCs/>
+          <w:sz w:val="22"/>
+          <w:szCs w:val="22"/>
+        </w:rPr>
+        <w:tab/>
+        <w:t xml:space="preserve">           </w:t>
+      </w:r>
+      <w:r>
+        <w:rPr>
+          <w:rFonts w:ascii="Corbel" w:eastAsia="Arial" w:hAnsi="Corbel" w:cs="Arial"/>
+          <w:bCs/>
+          <w:sz w:val="22"/>
+          <w:szCs w:val="22"/>
+        </w:rPr>
+        <w:tab/>
+      </w:r>
+      <w:r>
+        <w:rPr>
+          <w:rFonts w:ascii="Corbel" w:eastAsia="Arial" w:hAnsi="Corbel" w:cs="Arial"/>
+          <w:bCs/>
+          <w:sz w:val="22"/>
+          <w:szCs w:val="22"/>
+        </w:rPr>
+        <w:tab/>
+      </w:r>
+      <w:r>
+        <w:rPr>
+          <w:rFonts w:ascii="Corbel" w:eastAsia="Arial" w:hAnsi="Corbel" w:cs="Arial"/>
+          <w:bCs/>
+          <w:sz w:val="22"/>
+          <w:szCs w:val="22"/>
+        </w:rPr>
+        <w:tab/>
+      </w:r>
+      <w:r>
+        <w:rPr>
+          <w:rFonts w:ascii="Corbel" w:eastAsia="Arial" w:hAnsi="Corbel" w:cs="Arial"/>
+          <w:bCs/>
+          <w:sz w:val="22"/>
+          <w:szCs w:val="22"/>
+        </w:rPr>
+        <w:tab/>
+      </w:r>
+      <w:r>
+        <w:rPr>
+          <w:rFonts w:ascii="Corbel" w:eastAsia="Arial" w:hAnsi="Corbel" w:cs="Arial"/>
+          <w:bCs/>
+          <w:sz w:val="22"/>
+          <w:szCs w:val="22"/>
+        </w:rPr>
+        <w:tab/>
+      </w:r>
+      <w:r>
+        <w:rPr>
+          <w:rFonts w:ascii="Corbel" w:eastAsia="Arial" w:hAnsi="Corbel" w:cs="Arial"/>
+          <w:bCs/>
+          <w:sz w:val="22"/>
+          <w:szCs w:val="22"/>
+        </w:rPr>
+        <w:tab/>
+      </w:r>
+      <w:r>
+        <w:rPr>
+          <w:rFonts w:ascii="Corbel" w:eastAsia="Arial" w:hAnsi="Corbel" w:cs="Arial"/>
+          <w:bCs/>
+          <w:sz w:val="22"/>
+          <w:szCs w:val="22"/>
+        </w:rPr>
+        <w:tab/>
+      </w:r>
+      <w:r>
+        <w:rPr>
+          <w:rFonts w:ascii="Corbel" w:eastAsia="Arial" w:hAnsi="Corbel" w:cs="Arial"/>
+          <w:bCs/>
+          <w:sz w:val="22"/>
+          <w:szCs w:val="22"/>
+        </w:rPr>
+        <w:tab/>
+      </w:r>
+      <w:r>
+        <w:rPr>
+          <w:rFonts w:ascii="Corbel" w:eastAsia="Arial" w:hAnsi="Corbel" w:cs="Arial"/>
+          <w:bCs/>
+          <w:sz w:val="22"/>
+          <w:szCs w:val="22"/>
+        </w:rPr>
+        <w:t xml:space="preserve"> </w:t>
+      </w:r>
+    </w:p>
+    <w:p>
+      <w:pPr>
+        <w:keepNext/>
+        <w:rPr>
+          <w:rFonts w:ascii="Corbel" w:eastAsia="Arial" w:hAnsi="Corbel" w:cs="Arial"/>
+          <w:bCs/>
+          <w:sz w:val="22"/>
+          <w:szCs w:val="22"/>
+        </w:rPr>
+      </w:pPr>
+      <w:r>
+        <w:rPr>
+          <w:rFonts w:ascii="Corbel" w:eastAsia="Arial" w:hAnsi="Corbel" w:cs="Arial"/>
+          <w:bCs/>
+          <w:sz w:val="22"/>
+          <w:szCs w:val="22"/>
+        </w:rPr>
+        <w:t>Tel:  0773230666</w:t>
+      </w:r>
+      <w:r>
+        <w:rPr>
+          <w:rFonts w:ascii="Corbel" w:eastAsia="Arial" w:hAnsi="Corbel" w:cs="Arial"/>
+          <w:bCs/>
+          <w:sz w:val="22"/>
+          <w:szCs w:val="22"/>
+        </w:rPr>
+        <w:tab/>
+      </w:r>
+    </w:p>
+    <w:p>
+      <w:pPr>
+        <w:keepNext/>
+        <w:rPr>
+          <w:rFonts w:ascii="Corbel" w:eastAsia="Arial" w:hAnsi="Corbel" w:cs="Arial"/>
+          <w:bCs/>
+          <w:sz w:val="22"/>
+          <w:szCs w:val="22"/>
+        </w:rPr>
+      </w:pPr>
+    </w:p>
+    <w:p>
+      <w:pPr>
+        <w:keepNext/>
+        <w:rPr>
+          <w:rFonts w:ascii="Corbel" w:eastAsia="Arial" w:hAnsi="Corbel" w:cs="Arial"/>
+          <w:bCs/>
+          <w:sz w:val="22"/>
+          <w:szCs w:val="22"/>
+        </w:rPr>
+      </w:pPr>
+    </w:p>
+    <w:p>
+      <w:pPr>
+        <w:keepNext/>
+        <w:rPr>
+          <w:rFonts w:ascii="Corbel" w:eastAsia="Arial" w:hAnsi="Corbel" w:cs="Arial"/>
+          <w:bCs/>
+          <w:sz w:val="22"/>
+          <w:szCs w:val="22"/>
+        </w:rPr>
+      </w:pPr>
+      <w:r>
+        <w:rPr>
+          <w:rFonts w:ascii="Corbel" w:eastAsia="Arial" w:hAnsi="Corbel" w:cs="Arial"/>
+          <w:bCs/>
+          <w:sz w:val="22"/>
+          <w:szCs w:val="22"/>
+        </w:rPr>
         <w:t>Mrs. G.L.M.A.G. Perera</w:t>
       </w:r>
     </w:p>
@@ -2759,290 +3045,62 @@
           <w:szCs w:val="22"/>
         </w:rPr>
       </w:pPr>
-    </w:p>
-    <w:p>
-      <w:pPr>
-        <w:keepNext/>
-        <w:rPr>
-          <w:rFonts w:ascii="Corbel" w:eastAsia="Arial" w:hAnsi="Corbel" w:cs="Arial"/>
-          <w:bCs/>
-          <w:sz w:val="22"/>
-          <w:szCs w:val="22"/>
-        </w:rPr>
-      </w:pPr>
-      <w:r>
-        <w:rPr>
-          <w:rFonts w:ascii="Corbel" w:eastAsia="Arial" w:hAnsi="Corbel" w:cs="Arial"/>
-          <w:bCs/>
-          <w:sz w:val="22"/>
-          <w:szCs w:val="22"/>
-        </w:rPr>
-        <w:t>IT Business Partner</w:t>
-      </w:r>
-      <w:r>
-        <w:rPr>
-          <w:rFonts w:ascii="Corbel" w:eastAsia="Arial" w:hAnsi="Corbel" w:cs="Arial"/>
-          <w:bCs/>
-          <w:sz w:val="22"/>
-          <w:szCs w:val="22"/>
-        </w:rPr>
-        <w:tab/>
-      </w:r>
-      <w:r>
-        <w:rPr>
-          <w:rFonts w:ascii="Corbel" w:eastAsia="Arial" w:hAnsi="Corbel" w:cs="Arial"/>
-          <w:bCs/>
-          <w:sz w:val="22"/>
-          <w:szCs w:val="22"/>
-        </w:rPr>
-        <w:tab/>
-      </w:r>
-      <w:r>
-        <w:rPr>
-          <w:rFonts w:ascii="Corbel" w:eastAsia="Arial" w:hAnsi="Corbel" w:cs="Arial"/>
-          <w:bCs/>
-          <w:sz w:val="22"/>
-          <w:szCs w:val="22"/>
-        </w:rPr>
-        <w:tab/>
-      </w:r>
-      <w:r>
-        <w:rPr>
-          <w:rFonts w:ascii="Corbel" w:eastAsia="Arial" w:hAnsi="Corbel" w:cs="Arial"/>
-          <w:bCs/>
-          <w:sz w:val="22"/>
-          <w:szCs w:val="22"/>
-        </w:rPr>
-        <w:tab/>
-      </w:r>
-      <w:r>
-        <w:rPr>
-          <w:rFonts w:ascii="Corbel" w:eastAsia="Arial" w:hAnsi="Corbel" w:cs="Arial"/>
-          <w:bCs/>
-          <w:sz w:val="22"/>
-          <w:szCs w:val="22"/>
-        </w:rPr>
-        <w:tab/>
-        <w:t xml:space="preserve">                    </w:t>
-      </w:r>
-      <w:r>
-        <w:rPr>
-          <w:rFonts w:ascii="Corbel" w:eastAsia="Arial" w:hAnsi="Corbel" w:cs="Arial"/>
-          <w:bCs/>
-          <w:sz w:val="22"/>
-          <w:szCs w:val="22"/>
-        </w:rPr>
-        <w:tab/>
-        <w:t xml:space="preserve">   </w:t>
-      </w:r>
-      <w:r>
-        <w:rPr>
-          <w:rFonts w:ascii="Corbel" w:eastAsia="Arial" w:hAnsi="Corbel" w:cs="Arial"/>
-          <w:bCs/>
-          <w:sz w:val="22"/>
-          <w:szCs w:val="22"/>
-        </w:rPr>
-        <w:t>Regional Supervising Public Health Nursing Officer Customer Development</w:t>
-      </w:r>
-      <w:r>
-        <w:rPr>
-          <w:rFonts w:ascii="Corbel" w:eastAsia="Arial" w:hAnsi="Corbel" w:cs="Arial"/>
-          <w:bCs/>
-          <w:sz w:val="22"/>
-          <w:szCs w:val="22"/>
-        </w:rPr>
-        <w:tab/>
-      </w:r>
-      <w:r>
-        <w:rPr>
-          <w:rFonts w:ascii="Corbel" w:eastAsia="Arial" w:hAnsi="Corbel" w:cs="Arial"/>
-          <w:bCs/>
-          <w:sz w:val="22"/>
-          <w:szCs w:val="22"/>
-        </w:rPr>
-        <w:tab/>
-      </w:r>
-      <w:r>
-        <w:rPr>
-          <w:rFonts w:ascii="Corbel" w:eastAsia="Arial" w:hAnsi="Corbel" w:cs="Arial"/>
-          <w:bCs/>
-          <w:sz w:val="22"/>
-          <w:szCs w:val="22"/>
-        </w:rPr>
-        <w:tab/>
-        <w:t xml:space="preserve">                                           ‘Vikum’ Wendesiwatta, Hettipola. No 47, Unilever Sri Lanka.      </w:t>
-      </w:r>
-      <w:r>
-        <w:rPr>
-          <w:rFonts w:ascii="Corbel" w:eastAsia="Arial" w:hAnsi="Corbel" w:cs="Arial"/>
-          <w:bCs/>
-          <w:sz w:val="22"/>
-          <w:szCs w:val="22"/>
-        </w:rPr>
-        <w:tab/>
-      </w:r>
-      <w:r>
-        <w:rPr>
-          <w:rFonts w:ascii="Corbel" w:eastAsia="Arial" w:hAnsi="Corbel" w:cs="Arial"/>
-          <w:bCs/>
-          <w:sz w:val="22"/>
-          <w:szCs w:val="22"/>
-        </w:rPr>
-        <w:tab/>
-      </w:r>
-      <w:r>
-        <w:rPr>
-          <w:rFonts w:ascii="Corbel" w:eastAsia="Arial" w:hAnsi="Corbel" w:cs="Arial"/>
-          <w:bCs/>
-          <w:sz w:val="22"/>
-          <w:szCs w:val="22"/>
-        </w:rPr>
-        <w:tab/>
-        <w:t xml:space="preserve">                              </w:t>
-      </w:r>
-      <w:r>
-        <w:rPr>
-          <w:rFonts w:ascii="Corbel" w:eastAsia="Arial" w:hAnsi="Corbel" w:cs="Arial"/>
-          <w:bCs/>
-          <w:sz w:val="22"/>
-          <w:szCs w:val="22"/>
-        </w:rPr>
-        <w:tab/>
-      </w:r>
-      <w:r>
-        <w:rPr>
-          <w:rFonts w:ascii="Corbel" w:eastAsia="Arial" w:hAnsi="Corbel" w:cs="Arial"/>
-          <w:bCs/>
-          <w:sz w:val="22"/>
-          <w:szCs w:val="22"/>
-        </w:rPr>
-        <w:tab/>
-      </w:r>
-      <w:r>
-        <w:rPr>
-          <w:rFonts w:ascii="Corbel" w:eastAsia="Arial" w:hAnsi="Corbel" w:cs="Arial"/>
-          <w:bCs/>
-          <w:sz w:val="22"/>
-          <w:szCs w:val="22"/>
-        </w:rPr>
-        <w:tab/>
-        <w:t xml:space="preserve">  </w:t>
-      </w:r>
-      <w:r>
-        <w:rPr>
-          <w:rFonts w:ascii="Corbel" w:eastAsia="Arial" w:hAnsi="Corbel" w:cs="Arial"/>
-          <w:bCs/>
-          <w:sz w:val="22"/>
-          <w:szCs w:val="22"/>
-        </w:rPr>
-        <w:t xml:space="preserve">    Tel:  071-8056343</w:t>
-      </w:r>
-      <w:r>
-        <w:rPr>
-          <w:rFonts w:ascii="Corbel" w:eastAsia="Arial" w:hAnsi="Corbel" w:cs="Arial"/>
-          <w:bCs/>
-          <w:sz w:val="22"/>
-          <w:szCs w:val="22"/>
-        </w:rPr>
-        <w:t xml:space="preserve"> </w:t>
-      </w:r>
-    </w:p>
-    <w:p>
-      <w:pPr>
-        <w:keepNext/>
-        <w:rPr>
-          <w:rFonts w:ascii="Corbel" w:eastAsia="Arial" w:hAnsi="Corbel" w:cs="Arial"/>
-          <w:bCs/>
-          <w:sz w:val="22"/>
-          <w:szCs w:val="22"/>
-        </w:rPr>
-      </w:pPr>
-      <w:r>
-        <w:rPr>
-          <w:rFonts w:ascii="Corbel" w:eastAsia="Arial" w:hAnsi="Corbel" w:cs="Arial"/>
-          <w:bCs/>
-          <w:sz w:val="22"/>
-          <w:szCs w:val="22"/>
-        </w:rPr>
-        <w:t>Tel:  0773230666</w:t>
-      </w:r>
-    </w:p>
-    <w:p>
-      <w:pPr>
-        <w:keepNext/>
-        <w:rPr>
-          <w:rFonts w:ascii="Corbel" w:eastAsia="Arial" w:hAnsi="Corbel" w:cs="Arial"/>
-          <w:bCs/>
-          <w:sz w:val="22"/>
-          <w:szCs w:val="22"/>
-        </w:rPr>
-      </w:pPr>
-    </w:p>
-    <w:p>
-      <w:pPr>
-        <w:keepNext/>
-        <w:rPr>
-          <w:rFonts w:ascii="Corbel" w:eastAsia="Arial" w:hAnsi="Corbel" w:cs="Arial"/>
-          <w:bCs/>
-          <w:sz w:val="22"/>
-          <w:szCs w:val="22"/>
-        </w:rPr>
-      </w:pPr>
-    </w:p>
-    <w:p>
-      <w:pPr>
-        <w:keepNext/>
-        <w:rPr>
-          <w:rFonts w:ascii="Corbel" w:eastAsia="Arial" w:hAnsi="Corbel" w:cs="Arial"/>
-          <w:bCs/>
-          <w:sz w:val="22"/>
-          <w:szCs w:val="22"/>
-        </w:rPr>
-      </w:pPr>
-    </w:p>
-    <w:p>
-      <w:pPr>
-        <w:keepNext/>
-        <w:rPr>
-          <w:rFonts w:ascii="Corbel" w:eastAsia="Arial" w:hAnsi="Corbel" w:cs="Arial"/>
-          <w:bCs/>
-          <w:sz w:val="22"/>
-          <w:szCs w:val="22"/>
-        </w:rPr>
-      </w:pPr>
-    </w:p>
-    <w:p>
-      <w:pPr>
-        <w:keepNext/>
-        <w:rPr>
-          <w:rFonts w:ascii="Corbel" w:eastAsia="Arial" w:hAnsi="Corbel" w:cs="Arial"/>
-          <w:bCs/>
-          <w:sz w:val="22"/>
-          <w:szCs w:val="22"/>
-        </w:rPr>
-      </w:pPr>
-    </w:p>
-    <w:p>
-      <w:pPr>
-        <w:keepNext/>
-        <w:rPr>
-          <w:rFonts w:ascii="Corbel" w:eastAsia="Arial" w:hAnsi="Corbel" w:cs="Arial"/>
-          <w:bCs/>
-          <w:sz w:val="22"/>
-          <w:szCs w:val="22"/>
-        </w:rPr>
-      </w:pPr>
-    </w:p>
-    <w:p>
-      <w:pPr>
-        <w:keepNext/>
-        <w:rPr>
-          <w:rFonts w:ascii="Corbel" w:eastAsia="Arial" w:hAnsi="Corbel" w:cs="Arial"/>
-          <w:bCs/>
-          <w:sz w:val="22"/>
-          <w:szCs w:val="22"/>
-        </w:rPr>
-      </w:pPr>
+      <w:r>
+        <w:rPr>
+          <w:rFonts w:ascii="Corbel" w:eastAsia="Arial" w:hAnsi="Corbel" w:cs="Arial"/>
+          <w:bCs/>
+          <w:sz w:val="22"/>
+          <w:szCs w:val="22"/>
+        </w:rPr>
+        <w:t>Re</w:t>
+      </w:r>
+      <w:r>
+        <w:rPr>
+          <w:rFonts w:ascii="Corbel" w:eastAsia="Arial" w:hAnsi="Corbel" w:cs="Arial"/>
+          <w:bCs/>
+          <w:sz w:val="22"/>
+          <w:szCs w:val="22"/>
+        </w:rPr>
+        <w:t xml:space="preserve">gional Supervising Public Health Nursing </w:t>
+      </w:r>
+      <w:r>
+        <w:rPr>
+          <w:rFonts w:ascii="Corbel" w:eastAsia="Arial" w:hAnsi="Corbel" w:cs="Arial"/>
+          <w:bCs/>
+          <w:sz w:val="22"/>
+          <w:szCs w:val="22"/>
+        </w:rPr>
+        <w:t>Officer</w:t>
+      </w:r>
+    </w:p>
+    <w:p>
+      <w:pPr>
+        <w:keepNext/>
+        <w:rPr>
+          <w:rFonts w:ascii="Corbel" w:eastAsia="Arial" w:hAnsi="Corbel" w:cs="Arial"/>
+          <w:bCs/>
+          <w:sz w:val="22"/>
+          <w:szCs w:val="22"/>
+        </w:rPr>
+      </w:pPr>
+      <w:r>
+        <w:rPr>
+          <w:rFonts w:ascii="Corbel" w:eastAsia="Arial" w:hAnsi="Corbel" w:cs="Arial"/>
+          <w:bCs/>
+          <w:sz w:val="22"/>
+          <w:szCs w:val="22"/>
+        </w:rPr>
+        <w:t xml:space="preserve">No 4 </w:t>
+      </w:r>
+      <w:r>
+        <w:rPr>
+          <w:rFonts w:ascii="Corbel" w:eastAsia="Arial" w:hAnsi="Corbel" w:cs="Arial"/>
+          <w:bCs/>
+          <w:sz w:val="22"/>
+          <w:szCs w:val="22"/>
+        </w:rPr>
+        <w:t xml:space="preserve">‘Vikum’ Wendesiwatta, Hettipola. </w:t>
+      </w:r>
     </w:p>
     <w:p>
       <w:pPr>
@@ -3056,6 +3114,26 @@
       </w:pPr>
       <w:bookmarkStart w:id="0" w:name="_GoBack"/>
       <w:bookmarkEnd w:id="0"/>
+      <w:r>
+        <w:rPr>
+          <w:rFonts w:ascii="Corbel" w:eastAsia="Arial" w:hAnsi="Corbel" w:cs="Arial"/>
+          <w:bCs/>
+          <w:sz w:val="22"/>
+          <w:szCs w:val="22"/>
+        </w:rPr>
+        <w:t>Tel:  071-8056343</w:t>
+      </w:r>
+    </w:p>
+    <w:p>
+      <w:pPr>
+        <w:keepNext/>
+        <w:rPr>
+          <w:rFonts w:ascii="Corbel" w:eastAsia="Arial" w:hAnsi="Corbel" w:cs="Arial"/>
+          <w:bCs/>
+          <w:sz w:val="22"/>
+          <w:szCs w:val="22"/>
+        </w:rPr>
+      </w:pPr>
     </w:p>
     <w:p>
       <w:pPr>
@@ -3173,7 +3251,7 @@
           </mc:Choice>
           <mc:Fallback>
             <w:pict>
-              <v:line w14:anchorId="1A3F5666" id="Conector recto 6" o:spid="_x0000_s1026" style="position:absolute;flip:y;z-index:251662848;visibility:visible;mso-wrap-style:square;mso-width-percent:0;mso-height-percent:0;mso-wrap-distance-left:9pt;mso-wrap-distance-top:0;mso-wrap-distance-right:9pt;mso-wrap-distance-bottom:0;mso-position-horizontal:absolute;mso-position-horizontal-relative:text;mso-position-vertical:absolute;mso-position-vertical-relative:text;mso-width-percent:0;mso-height-percent:0;mso-width-relative:margin;mso-height-relative:margin" from="-3pt,2.45pt" to="484.5pt,3.2pt" o:gfxdata="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" strokecolor="#747070 [1614]" strokeweight="3pt">
+              <v:line w14:anchorId="59F6E259" id="Conector recto 6" o:spid="_x0000_s1026" style="position:absolute;flip:y;z-index:251662848;visibility:visible;mso-wrap-style:square;mso-width-percent:0;mso-height-percent:0;mso-wrap-distance-left:9pt;mso-wrap-distance-top:0;mso-wrap-distance-right:9pt;mso-wrap-distance-bottom:0;mso-position-horizontal:absolute;mso-position-horizontal-relative:text;mso-position-vertical:absolute;mso-position-vertical-relative:text;mso-width-percent:0;mso-height-percent:0;mso-width-relative:margin;mso-height-relative:margin" from="-3pt,2.45pt" to="484.5pt,3.2pt" o:gfxdata="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" strokecolor="#747070 [1614]" strokeweight="3pt">
                 <v:stroke joinstyle="miter"/>
               </v:line>
             </w:pict>
@@ -3361,7 +3439,7 @@
           </mc:Choice>
           <mc:Fallback>
             <w:pict>
-              <v:line w14:anchorId="4BCCA081" id="Conector recto 7" o:spid="_x0000_s1026" style="position:absolute;flip:y;z-index:251700736;visibility:visible;mso-wrap-style:square;mso-width-percent:0;mso-height-percent:0;mso-wrap-distance-left:9pt;mso-wrap-distance-top:0;mso-wrap-distance-right:9pt;mso-wrap-distance-bottom:0;mso-position-horizontal:absolute;mso-position-horizontal-relative:text;mso-position-vertical:absolute;mso-position-vertical-relative:text;mso-width-percent:0;mso-height-percent:0;mso-width-relative:margin;mso-height-relative:margin" from="-9.2pt,8.45pt" to="491.8pt,8.45pt" o:gfxdata="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" strokecolor="#747070 [1614]" strokeweight="8pt">
+              <v:line w14:anchorId="4D0B3A82" id="Conector recto 7" o:spid="_x0000_s1026" style="position:absolute;flip:y;z-index:251700736;visibility:visible;mso-wrap-style:square;mso-width-percent:0;mso-height-percent:0;mso-wrap-distance-left:9pt;mso-wrap-distance-top:0;mso-wrap-distance-right:9pt;mso-wrap-distance-bottom:0;mso-position-horizontal:absolute;mso-position-horizontal-relative:text;mso-position-vertical:absolute;mso-position-vertical-relative:text;mso-width-percent:0;mso-height-percent:0;mso-width-relative:margin;mso-height-relative:margin" from="-9.2pt,8.45pt" to="491.8pt,8.45pt" o:gfxdata="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" strokecolor="#747070 [1614]" strokeweight="8pt">
                 <v:stroke joinstyle="miter"/>
               </v:line>
             </w:pict>
